--- a/Files/02 - Shemos/12 - Vayakel-Pekudei/5783/Vayakel-Pekudei 5783.docx
+++ b/Files/02 - Shemos/12 - Vayakel-Pekudei/5783/Vayakel-Pekudei 5783.docx
@@ -129,7 +129,7 @@
         <w:rPr>
           <w:rFonts w:ascii="Times New Roman" w:hAnsi="Times New Roman" w:cs="Times New Roman"/>
         </w:rPr>
-        <w:t xml:space="preserve"> In </w:t>
+        <w:t xml:space="preserve"> In</w:t>
       </w:r>
       <w:r>
         <w:rPr>
@@ -400,6 +400,26 @@
           <w:rFonts w:ascii="Times New Roman" w:hAnsi="Times New Roman" w:cs="Times New Roman"/>
         </w:rPr>
         <w:t>pasuk</w:t>
+      </w:r>
+      <w:r>
+        <w:rPr>
+          <w:rFonts w:ascii="Times New Roman" w:hAnsi="Times New Roman" w:cs="Times New Roman"/>
+        </w:rPr>
+        <w:t xml:space="preserve"> (</w:t>
+      </w:r>
+      <w:r>
+        <w:rPr>
+          <w:rFonts w:ascii="Times New Roman" w:hAnsi="Times New Roman" w:cs="Times New Roman"/>
+          <w:i/>
+          <w:iCs/>
+        </w:rPr>
+        <w:t>Living Each Week</w:t>
+      </w:r>
+      <w:r>
+        <w:rPr>
+          <w:rFonts w:ascii="Times New Roman" w:hAnsi="Times New Roman" w:cs="Times New Roman"/>
+        </w:rPr>
+        <w:t>. Permission granted by ArtScroll / Mesorah Publications)</w:t>
       </w:r>
       <w:r>
         <w:rPr>
@@ -1283,7 +1303,7 @@
         <w:rPr>
           <w:rFonts w:ascii="Times New Roman" w:hAnsi="Times New Roman" w:cs="Times New Roman"/>
         </w:rPr>
-        <w:t xml:space="preserve"> in everything that we do, in </w:t>
+        <w:t xml:space="preserve"> in everything that we do, in</w:t>
       </w:r>
       <w:r>
         <w:rPr>
